--- a/pr-preview/pr-460/correlation-regression-handout-tracked-changes.docx
+++ b/pr-preview/pr-460/correlation-regression-handout-tracked-changes.docx
@@ -16,7 +16,7 @@
       </w:pPr>
       <w:del w:id="1" w:author="PR Preview" w:date="2026-01-01T00:00:00Z">
         <w:r>
-          <w:delText xml:space="preserve">Last modified: 2026-10-23 01:51:06 (PDT)</w:delText>
+          <w:delText xml:space="preserve">Last modified: 2026-10-23 11:56:24 (PDT)</w:delText>
         </w:r>
       </w:del>
     </w:p>
@@ -26,7 +26,7 @@
       </w:pPr>
       <w:ins w:id="2" w:author="PR Preview" w:date="2026-01-01T00:00:00Z">
         <w:r>
-          <w:t xml:space="preserve">Last modified: 2026-10-23 11:27:23 (PDT)</w:t>
+          <w:t xml:space="preserve">Last modified: 2026-10-23 13:39:11 (PDT)</w:t>
         </w:r>
       </w:ins>
     </w:p>
@@ -53567,45 +53567,8 @@
       <w:pPr>
         <w:pStyle w:val="BodyText"/>
       </w:pPr>
-      <w:del w:id="3" w:author="PR Preview" w:date="2026-01-01T00:00:00Z">
-        <w:r>
-          <w:delText xml:space="preserve">$$
-    \begin{aligned}
-    R^2
-    &amp;= 1 - \frac{\text{RSS}(\hat{\mathord{\smash[b]{\underset{\raise.3ex\hbox{$\scriptstyle\sim$}}{\theta}}\vphantom{\theta}}})}{\text{TSS}}
-    &amp;&amp; \text{(definition of $R^2$)}\\
-    &amp;= 1 - \frac{\text{RSS}(\hat{\beta}_{0}, \hat{\beta}_{x})}{\text{TSS}}
-    &amp;&amp; \text{(the OLS estimate is $(\hat{\beta}_{0}, \hat{\beta}_{x})$)}\\
-    &amp;= 1 - \frac{\text{RSS}(\hat{\beta}_{0}, \hat{\beta}_{x})}{S_{yy}}
-    &amp;&amp; \text{(TSS is $S_{yy}$)}\\
-    &amp;= 1 - \frac{S_{yy}- S_{xy}^2 / S_{xx}}{S_{yy}}
-    &amp;&amp; \text{(residual sum of squares of the OLS fit)}\\
-    &amp;= 1 - \mathopen{}\left(\frac{S_{yy}}{S_{yy}} - \frac{S_{xy}^2 / S_{xx}}{S_{yy}}\right)\mathclose{}
-    &amp;&amp; \text{(split the fraction)}\\
-    &amp;= 1 - \mathopen{}\left(1 - \frac{S_{xy}^2 / S_{xx}}{S_{yy}}\right)\mathclose{}
-    &amp;&amp; \text{($S_{yy}/ S_{yy}= 1$)}\\
-    &amp;= 1 - 1 + \frac{S_{xy}^2 / S_{xx}}{S_{yy}}
-    &amp;&amp; \text{(distribute the minus sign)}\\
-    &amp;= \frac{S_{xy}^2 / S_{xx}}{S_{yy}}
-    &amp;&amp; \text{($1 - 1 = 0$)}\\
-    &amp;= \frac{S_{xy}^2}{S_{xx}S_{yy}}
-    &amp;&amp; \text{(divide a fraction by $S_{yy}$)}\\
-    &amp;= \mathopen{}\left(\frac{S_{xy}}{\sqrt{S_{xx}S_{yy}}}\right)\mathclose{}^2
-    &amp;&amp; \text{(write as a square)}\\
-    &amp;= r^2
-    &amp;&amp; \text{($r = S_{xy}/ \sqrt{S_{xx}S_{yy}}$)}
-    \end{aligned}
-    $$</w:delText>
-        </w:r>
-      </w:del>
-    </w:p>
-    <w:p>
-      <w:pPr>
-        <w:pStyle w:val="BodyText"/>
-      </w:pPr>
-      <w:ins w:id="4" w:author="PR Preview" w:date="2026-01-01T00:00:00Z">
-        <w:r>
-          <w:t xml:space="preserve">$$
+      <w:r>
+        <w:t xml:space="preserve">$$
     \begin{aligned}
     R^2
     &amp;= 1 - \frac{\text{RSS}(\hat{\mathord{\smash[b]{\underset{\raise.3ex\hbox{$\scriptstyle\sim$}}{\theta}}\vphantom{\theta}}})}{\text{TSS}}
@@ -53632,8 +53595,7 @@
     &amp;&amp; \text{($r = S_{xy}/ \sqrt{S_{xx}S_{yy}}$)}
     \end{aligned}
     $$</w:t>
-        </w:r>
-      </w:ins>
+      </w:r>
     </w:p>
     <w:p>
       <w:pPr>

--- a/pr-preview/pr-460/correlation-regression-handout-tracked-changes.docx
+++ b/pr-preview/pr-460/correlation-regression-handout-tracked-changes.docx
@@ -16,7 +16,7 @@
       </w:pPr>
       <w:del w:id="1" w:author="PR Preview" w:date="2026-01-01T00:00:00Z">
         <w:r>
-          <w:delText xml:space="preserve">Last modified: 2026-10-23 11:56:24 (PDT)</w:delText>
+          <w:delText xml:space="preserve">Last modified: 2026-10-26 12:20:42 (PDT)</w:delText>
         </w:r>
       </w:del>
     </w:p>
@@ -26,7 +26,7 @@
       </w:pPr>
       <w:ins w:id="2" w:author="PR Preview" w:date="2026-01-01T00:00:00Z">
         <w:r>
-          <w:t xml:space="preserve">Last modified: 2026-10-23 13:39:11 (PDT)</w:t>
+          <w:t xml:space="preserve">Last modified: 2026-10-26 12:25:15 (PDT)</w:t>
         </w:r>
       </w:ins>
     </w:p>
@@ -15893,7 +15893,31 @@
               <w:rPr>
                 <w:rStyle w:val="NormalTok"/>
               </w:rPr>
-              <w:t xml:space="preserve">(beta[</w:t>
+              <w:t xml:space="preserve">(</w:t>
+            </w:r>
+            <w:r>
+              <w:rPr>
+                <w:rStyle w:val="StringTok"/>
+              </w:rPr>
+              <w:t xml:space="preserve">"Intercept, "</w:t>
+            </w:r>
+            <w:r>
+              <w:rPr>
+                <w:rStyle w:val="NormalTok"/>
+              </w:rPr>
+              <w:t xml:space="preserve"> </w:t>
+            </w:r>
+            <w:r>
+              <w:rPr>
+                <w:rStyle w:val="SpecialCharTok"/>
+              </w:rPr>
+              <w:t xml:space="preserve">*</w:t>
+            </w:r>
+            <w:r>
+              <w:rPr>
+                <w:rStyle w:val="NormalTok"/>
+              </w:rPr>
+              <w:t xml:space="preserve"> beta[</w:t>
             </w:r>
             <w:r>
               <w:rPr>
@@ -15938,7 +15962,31 @@
               <w:rPr>
                 <w:rStyle w:val="NormalTok"/>
               </w:rPr>
-              <w:t xml:space="preserve">(beta[x]),</w:t>
+              <w:t xml:space="preserve">(</w:t>
+            </w:r>
+            <w:r>
+              <w:rPr>
+                <w:rStyle w:val="StringTok"/>
+              </w:rPr>
+              <w:t xml:space="preserve">"Slope, "</w:t>
+            </w:r>
+            <w:r>
+              <w:rPr>
+                <w:rStyle w:val="NormalTok"/>
+              </w:rPr>
+              <w:t xml:space="preserve"> </w:t>
+            </w:r>
+            <w:r>
+              <w:rPr>
+                <w:rStyle w:val="SpecialCharTok"/>
+              </w:rPr>
+              <w:t xml:space="preserve">*</w:t>
+            </w:r>
+            <w:r>
+              <w:rPr>
+                <w:rStyle w:val="NormalTok"/>
+              </w:rPr>
+              <w:t xml:space="preserve"> beta[x]),</w:t>
             </w:r>
             <w:r>
               <w:br/>
